--- a/算力约束下提升大语言模型能力的资源配置建模.docx
+++ b/算力约束下提升大语言模型能力的资源配置建模.docx
@@ -53,11 +53,19 @@
           <w:rFonts w:hint="eastAsia"/>
         </w:rPr>
       </w:pPr>
+      <w:proofErr w:type="gramStart"/>
       <w:r>
         <w:rPr>
           <w:rFonts w:hint="eastAsia"/>
         </w:rPr>
-        <w:t>算力约束下提升大语言模型能力的资源配置建模</w:t>
+        <w:t>算力约束</w:t>
+      </w:r>
+      <w:proofErr w:type="gramEnd"/>
+      <w:r>
+        <w:rPr>
+          <w:rFonts w:hint="eastAsia"/>
+        </w:rPr>
+        <w:t>下提升大语言模型能力的资源配置建模</w:t>
       </w:r>
     </w:p>
     <w:p>
@@ -379,7 +387,25 @@
           <w:sz w:val="24"/>
           <w:szCs w:val="24"/>
         </w:rPr>
-        <w:t>Laws）刻画模型损失随规模变化的经验关系，常见形式之一为</w:t>
+        <w:t>Laws）刻画模型损失</w:t>
+      </w:r>
+      <w:proofErr w:type="gramStart"/>
+      <w:r>
+        <w:rPr>
+          <w:rFonts w:ascii="宋体" w:hAnsi="宋体" w:hint="eastAsia"/>
+          <w:sz w:val="24"/>
+          <w:szCs w:val="24"/>
+        </w:rPr>
+        <w:t>随规模</w:t>
+      </w:r>
+      <w:proofErr w:type="gramEnd"/>
+      <w:r>
+        <w:rPr>
+          <w:rFonts w:ascii="宋体" w:hAnsi="宋体" w:hint="eastAsia"/>
+          <w:sz w:val="24"/>
+          <w:szCs w:val="24"/>
+        </w:rPr>
+        <w:t>变化的经验关系，常见形式之一为</w:t>
       </w:r>
     </w:p>
     <w:p>
@@ -772,13 +798,23 @@
         </w:rPr>
         <w:t xml:space="preserve"> </w:t>
       </w:r>
-      <w:r>
-        <w:rPr>
-          <w:rFonts w:ascii="宋体" w:hAnsi="宋体" w:hint="eastAsia"/>
-          <w:sz w:val="24"/>
-          <w:szCs w:val="24"/>
-        </w:rPr>
-        <w:t>为待估参数；下文所述</w:t>
+      <w:proofErr w:type="gramStart"/>
+      <w:r>
+        <w:rPr>
+          <w:rFonts w:ascii="宋体" w:hAnsi="宋体" w:hint="eastAsia"/>
+          <w:sz w:val="24"/>
+          <w:szCs w:val="24"/>
+        </w:rPr>
+        <w:t>为待估参数</w:t>
+      </w:r>
+      <w:proofErr w:type="gramEnd"/>
+      <w:r>
+        <w:rPr>
+          <w:rFonts w:ascii="宋体" w:hAnsi="宋体" w:hint="eastAsia"/>
+          <w:sz w:val="24"/>
+          <w:szCs w:val="24"/>
+        </w:rPr>
+        <w:t>；下文所述</w:t>
       </w:r>
       <w:r>
         <w:rPr>
@@ -794,7 +830,25 @@
           <w:sz w:val="24"/>
           <w:szCs w:val="24"/>
         </w:rPr>
-        <w:t>均指验证集交叉熵损失。模型能力通常还通过下游多维评测基准（Benchmarks）衡量，二者相关但不等价。</w:t>
+        <w:t>均指验证集交叉</w:t>
+      </w:r>
+      <w:proofErr w:type="gramStart"/>
+      <w:r>
+        <w:rPr>
+          <w:rFonts w:ascii="宋体" w:hAnsi="宋体" w:hint="eastAsia"/>
+          <w:sz w:val="24"/>
+          <w:szCs w:val="24"/>
+        </w:rPr>
+        <w:t>熵</w:t>
+      </w:r>
+      <w:proofErr w:type="gramEnd"/>
+      <w:r>
+        <w:rPr>
+          <w:rFonts w:ascii="宋体" w:hAnsi="宋体" w:hint="eastAsia"/>
+          <w:sz w:val="24"/>
+          <w:szCs w:val="24"/>
+        </w:rPr>
+        <w:t>损失。模型能力通常还通过下游多维评测基准（Benchmarks）衡量，二者相关但不等价。</w:t>
       </w:r>
     </w:p>
     <w:p>
@@ -999,7 +1053,43 @@
           <w:sz w:val="24"/>
           <w:szCs w:val="24"/>
         </w:rPr>
-        <w:t>扩大模型规模、提升数据质量与延长上下文长度均需付出算力代价；但算力有限。其中上下文长度越大，注意力计算与</w:t>
+        <w:t>扩大模型规模、提升数据质量与延长上下文长度均需</w:t>
+      </w:r>
+      <w:proofErr w:type="gramStart"/>
+      <w:r>
+        <w:rPr>
+          <w:rFonts w:ascii="宋体" w:hAnsi="宋体" w:hint="eastAsia"/>
+          <w:sz w:val="24"/>
+          <w:szCs w:val="24"/>
+        </w:rPr>
+        <w:t>付出算力代价</w:t>
+      </w:r>
+      <w:proofErr w:type="gramEnd"/>
+      <w:r>
+        <w:rPr>
+          <w:rFonts w:ascii="宋体" w:hAnsi="宋体" w:hint="eastAsia"/>
+          <w:sz w:val="24"/>
+          <w:szCs w:val="24"/>
+        </w:rPr>
+        <w:t>；</w:t>
+      </w:r>
+      <w:proofErr w:type="gramStart"/>
+      <w:r>
+        <w:rPr>
+          <w:rFonts w:ascii="宋体" w:hAnsi="宋体" w:hint="eastAsia"/>
+          <w:sz w:val="24"/>
+          <w:szCs w:val="24"/>
+        </w:rPr>
+        <w:t>但算力有限</w:t>
+      </w:r>
+      <w:proofErr w:type="gramEnd"/>
+      <w:r>
+        <w:rPr>
+          <w:rFonts w:ascii="宋体" w:hAnsi="宋体" w:hint="eastAsia"/>
+          <w:sz w:val="24"/>
+          <w:szCs w:val="24"/>
+        </w:rPr>
+        <w:t>。其中上下文长度越大，注意力计算与</w:t>
       </w:r>
       <w:r>
         <w:rPr>
@@ -1015,7 +1105,43 @@
           <w:sz w:val="24"/>
           <w:szCs w:val="24"/>
         </w:rPr>
-        <w:t>缓存等序列相关开销越高，因而会挤压可用于参数、数据或质量提升的预算。调整领域配比虽不增加算力总开销，却会改变算力在各领域间的分配效果。四者之间存在取舍。本赛题要求参赛队伍利用真实公开数据及已明确标注的半合成补充数据，建立数学模型，找到参数规模、数据规模、数据质量、领域配比与</w:t>
+        <w:t>缓存等序列相关开销越高，因而会挤压可用于参数、数据或质量提升的预算。调整领域配比虽不</w:t>
+      </w:r>
+      <w:proofErr w:type="gramStart"/>
+      <w:r>
+        <w:rPr>
+          <w:rFonts w:ascii="宋体" w:hAnsi="宋体" w:hint="eastAsia"/>
+          <w:sz w:val="24"/>
+          <w:szCs w:val="24"/>
+        </w:rPr>
+        <w:t>增加算力总</w:t>
+      </w:r>
+      <w:proofErr w:type="gramEnd"/>
+      <w:r>
+        <w:rPr>
+          <w:rFonts w:ascii="宋体" w:hAnsi="宋体" w:hint="eastAsia"/>
+          <w:sz w:val="24"/>
+          <w:szCs w:val="24"/>
+        </w:rPr>
+        <w:t>开销，却会</w:t>
+      </w:r>
+      <w:proofErr w:type="gramStart"/>
+      <w:r>
+        <w:rPr>
+          <w:rFonts w:ascii="宋体" w:hAnsi="宋体" w:hint="eastAsia"/>
+          <w:sz w:val="24"/>
+          <w:szCs w:val="24"/>
+        </w:rPr>
+        <w:t>改变算力在</w:t>
+      </w:r>
+      <w:proofErr w:type="gramEnd"/>
+      <w:r>
+        <w:rPr>
+          <w:rFonts w:ascii="宋体" w:hAnsi="宋体" w:hint="eastAsia"/>
+          <w:sz w:val="24"/>
+          <w:szCs w:val="24"/>
+        </w:rPr>
+        <w:t>各领域间的分配效果。四者之间存在取舍。本赛题要求参赛队伍利用真实公开数据及已明确标注的半合成补充数据，建立数学模型，找到参数规模、数据规模、数据质量、领域配比与</w:t>
       </w:r>
       <w:r>
         <w:rPr>
@@ -1031,7 +1157,25 @@
           <w:sz w:val="24"/>
           <w:szCs w:val="24"/>
         </w:rPr>
-        <w:t>之间的关系，并研究算力约束下的资源配置问题，参赛者无须具备底层系统开发或大规模训练经验。</w:t>
+        <w:t>之间的关系，并</w:t>
+      </w:r>
+      <w:proofErr w:type="gramStart"/>
+      <w:r>
+        <w:rPr>
+          <w:rFonts w:ascii="宋体" w:hAnsi="宋体" w:hint="eastAsia"/>
+          <w:sz w:val="24"/>
+          <w:szCs w:val="24"/>
+        </w:rPr>
+        <w:t>研究算力约束</w:t>
+      </w:r>
+      <w:proofErr w:type="gramEnd"/>
+      <w:r>
+        <w:rPr>
+          <w:rFonts w:ascii="宋体" w:hAnsi="宋体" w:hint="eastAsia"/>
+          <w:sz w:val="24"/>
+          <w:szCs w:val="24"/>
+        </w:rPr>
+        <w:t>下的资源配置问题，参赛者无须具备底层系统开发或大规模训练经验。</w:t>
       </w:r>
     </w:p>
     <w:p>
@@ -1153,7 +1297,21 @@
               <w:rPr>
                 <w:rFonts w:hint="eastAsia"/>
               </w:rPr>
-              <w:t>交叉熵损失（</w:t>
+              <w:t>交叉</w:t>
+            </w:r>
+            <w:proofErr w:type="gramStart"/>
+            <w:r>
+              <w:rPr>
+                <w:rFonts w:hint="eastAsia"/>
+              </w:rPr>
+              <w:t>熵</w:t>
+            </w:r>
+            <w:proofErr w:type="gramEnd"/>
+            <w:r>
+              <w:rPr>
+                <w:rFonts w:hint="eastAsia"/>
+              </w:rPr>
+              <w:t>损失（</w:t>
             </w:r>
             <w:r>
               <w:rPr>
@@ -1424,7 +1582,21 @@
               <w:rPr>
                 <w:rFonts w:hint="eastAsia"/>
               </w:rPr>
-              <w:t>各领域数据所占比例，分量非负且和为</w:t>
+              <w:t>各领域数据所占比例，分量</w:t>
+            </w:r>
+            <w:proofErr w:type="gramStart"/>
+            <w:r>
+              <w:rPr>
+                <w:rFonts w:hint="eastAsia"/>
+              </w:rPr>
+              <w:t>非负且和</w:t>
+            </w:r>
+            <w:proofErr w:type="gramEnd"/>
+            <w:r>
+              <w:rPr>
+                <w:rFonts w:hint="eastAsia"/>
+              </w:rPr>
+              <w:t>为</w:t>
             </w:r>
             <w:r>
               <w:t xml:space="preserve"> 1</w:t>
@@ -1574,8 +1746,16 @@
               <w:rPr>
                 <w:rFonts w:hint="eastAsia"/>
               </w:rPr>
-              <w:t>数据量单位</w:t>
+              <w:t>数据</w:t>
             </w:r>
+            <w:proofErr w:type="gramStart"/>
+            <w:r>
+              <w:rPr>
+                <w:rFonts w:hint="eastAsia"/>
+              </w:rPr>
+              <w:t>量单位</w:t>
+            </w:r>
+            <w:proofErr w:type="gramEnd"/>
           </w:p>
         </w:tc>
       </w:tr>
@@ -1680,7 +1860,61 @@
           <w:sz w:val="24"/>
           <w:szCs w:val="24"/>
         </w:rPr>
-        <w:t>四问构成一条递进主线：问题一刻画数据本身的质量与配比，问题二把数据因素纳入标度律，问题三在算力预算下求解最优配置，问题四用历史评测数据检验规律并预测能力前沿；前一问的输出是后一问的输入。</w:t>
+        <w:t>四</w:t>
+      </w:r>
+      <w:proofErr w:type="gramStart"/>
+      <w:r>
+        <w:rPr>
+          <w:rFonts w:ascii="宋体" w:hAnsi="宋体" w:hint="eastAsia"/>
+          <w:sz w:val="24"/>
+          <w:szCs w:val="24"/>
+        </w:rPr>
+        <w:t>问构成</w:t>
+      </w:r>
+      <w:proofErr w:type="gramEnd"/>
+      <w:r>
+        <w:rPr>
+          <w:rFonts w:ascii="宋体" w:hAnsi="宋体" w:hint="eastAsia"/>
+          <w:sz w:val="24"/>
+          <w:szCs w:val="24"/>
+        </w:rPr>
+        <w:t>一条递进主线：问题</w:t>
+      </w:r>
+      <w:proofErr w:type="gramStart"/>
+      <w:r>
+        <w:rPr>
+          <w:rFonts w:ascii="宋体" w:hAnsi="宋体" w:hint="eastAsia"/>
+          <w:sz w:val="24"/>
+          <w:szCs w:val="24"/>
+        </w:rPr>
+        <w:t>一</w:t>
+      </w:r>
+      <w:proofErr w:type="gramEnd"/>
+      <w:r>
+        <w:rPr>
+          <w:rFonts w:ascii="宋体" w:hAnsi="宋体" w:hint="eastAsia"/>
+          <w:sz w:val="24"/>
+          <w:szCs w:val="24"/>
+        </w:rPr>
+        <w:t>刻画数据本身的质量与配比，问题二把数据因素纳入标度律，问题三在</w:t>
+      </w:r>
+      <w:proofErr w:type="gramStart"/>
+      <w:r>
+        <w:rPr>
+          <w:rFonts w:ascii="宋体" w:hAnsi="宋体" w:hint="eastAsia"/>
+          <w:sz w:val="24"/>
+          <w:szCs w:val="24"/>
+        </w:rPr>
+        <w:t>算力预算</w:t>
+      </w:r>
+      <w:proofErr w:type="gramEnd"/>
+      <w:r>
+        <w:rPr>
+          <w:rFonts w:ascii="宋体" w:hAnsi="宋体" w:hint="eastAsia"/>
+          <w:sz w:val="24"/>
+          <w:szCs w:val="24"/>
+        </w:rPr>
+        <w:t>下求解最优配置，问题四用历史评测数据检验规律并预测能力前沿；前一问的输出是后一问的输入。</w:t>
       </w:r>
     </w:p>
     <w:p>
@@ -1766,7 +2000,33 @@
           <w:sz w:val="24"/>
           <w:szCs w:val="24"/>
         </w:rPr>
-        <w:t>问题一：数据质量评价、质量冲突消解与领域配比建模</w:t>
+        <w:t>问题</w:t>
+      </w:r>
+      <w:proofErr w:type="gramStart"/>
+      <w:r>
+        <w:rPr>
+          <w:rFonts w:ascii="宋体" w:eastAsia="宋体" w:hAnsi="宋体" w:hint="eastAsia"/>
+          <w:b/>
+          <w:bCs/>
+          <w:i w:val="0"/>
+          <w:iCs w:val="0"/>
+          <w:sz w:val="24"/>
+          <w:szCs w:val="24"/>
+        </w:rPr>
+        <w:t>一</w:t>
+      </w:r>
+      <w:proofErr w:type="gramEnd"/>
+      <w:r>
+        <w:rPr>
+          <w:rFonts w:ascii="宋体" w:eastAsia="宋体" w:hAnsi="宋体" w:hint="eastAsia"/>
+          <w:b/>
+          <w:bCs/>
+          <w:i w:val="0"/>
+          <w:iCs w:val="0"/>
+          <w:sz w:val="24"/>
+          <w:szCs w:val="24"/>
+        </w:rPr>
+        <w:t>：数据质量评价、质量冲突消解与领域配比建模</w:t>
       </w:r>
     </w:p>
     <w:p>
@@ -1802,11 +2062,19 @@
         </w:rPr>
         <w:t xml:space="preserve"> 22 </w:t>
       </w:r>
+      <w:proofErr w:type="gramStart"/>
       <w:r>
         <w:rPr>
           <w:rFonts w:ascii="宋体" w:eastAsia="宋体" w:hAnsi="宋体" w:hint="eastAsia"/>
         </w:rPr>
-        <w:t>个维度（如教育价值、流畅度、广告含量等）给一批教材打分，先把这些维度合成一个“质量分</w:t>
+        <w:t>个</w:t>
+      </w:r>
+      <w:proofErr w:type="gramEnd"/>
+      <w:r>
+        <w:rPr>
+          <w:rFonts w:ascii="宋体" w:eastAsia="宋体" w:hAnsi="宋体" w:hint="eastAsia"/>
+        </w:rPr>
+        <w:t>维度（如教育价值、流畅度、广告含量等）给一批教材打分，先把这些维度合成一个“质量分</w:t>
       </w:r>
       <w:r>
         <w:rPr>
@@ -2081,7 +2349,25 @@
           <w:sz w:val="24"/>
           <w:szCs w:val="24"/>
         </w:rPr>
-        <w:t>数据质量评价。对质量指标进行必要预处理，建立综合评价模型，给出样本级、语料级或领域级的质量评分</w:t>
+        <w:t>数据质量评价。对质量指标进行必要预处理，建立综合评价模型，给出样本级、</w:t>
+      </w:r>
+      <w:proofErr w:type="gramStart"/>
+      <w:r>
+        <w:rPr>
+          <w:rFonts w:ascii="宋体" w:hAnsi="宋体" w:hint="eastAsia"/>
+          <w:sz w:val="24"/>
+          <w:szCs w:val="24"/>
+        </w:rPr>
+        <w:t>语料级或领域级</w:t>
+      </w:r>
+      <w:proofErr w:type="gramEnd"/>
+      <w:r>
+        <w:rPr>
+          <w:rFonts w:ascii="宋体" w:hAnsi="宋体" w:hint="eastAsia"/>
+          <w:sz w:val="24"/>
+          <w:szCs w:val="24"/>
+        </w:rPr>
+        <w:t>的质量评分</w:t>
       </w:r>
       <w:r>
         <w:rPr>
@@ -2184,8 +2470,18 @@
           <w:sz w:val="24"/>
           <w:szCs w:val="24"/>
         </w:rPr>
-        <w:t>的全部记录，并给出其域级</w:t>
-      </w:r>
+        <w:t>的全部记录，并给出</w:t>
+      </w:r>
+      <w:proofErr w:type="gramStart"/>
+      <w:r>
+        <w:rPr>
+          <w:rFonts w:ascii="宋体" w:hAnsi="宋体" w:hint="eastAsia"/>
+          <w:sz w:val="24"/>
+          <w:szCs w:val="24"/>
+        </w:rPr>
+        <w:t>其域级</w:t>
+      </w:r>
+      <w:proofErr w:type="gramEnd"/>
       <w:r>
         <w:rPr>
           <w:rFonts w:ascii="宋体" w:hAnsi="宋体"/>
@@ -2218,7 +2514,25 @@
           <w:sz w:val="24"/>
           <w:szCs w:val="24"/>
         </w:rPr>
-        <w:t>且与抽样集结果对照。</w:t>
+        <w:t>且与抽样</w:t>
+      </w:r>
+      <w:proofErr w:type="gramStart"/>
+      <w:r>
+        <w:rPr>
+          <w:rFonts w:ascii="宋体" w:hAnsi="宋体" w:hint="eastAsia"/>
+          <w:sz w:val="24"/>
+          <w:szCs w:val="24"/>
+        </w:rPr>
+        <w:t>集结果</w:t>
+      </w:r>
+      <w:proofErr w:type="gramEnd"/>
+      <w:r>
+        <w:rPr>
+          <w:rFonts w:ascii="宋体" w:hAnsi="宋体" w:hint="eastAsia"/>
+          <w:sz w:val="24"/>
+          <w:szCs w:val="24"/>
+        </w:rPr>
+        <w:t>对照。</w:t>
       </w:r>
     </w:p>
     <w:p>
@@ -2339,7 +2653,25 @@
           <w:sz w:val="24"/>
           <w:szCs w:val="24"/>
         </w:rPr>
-        <w:t>与交叉熵损失的定量关系，并分析各领域及其组合对性能的影响；是否以及如何引入质量评分</w:t>
+        <w:t>与交叉</w:t>
+      </w:r>
+      <w:proofErr w:type="gramStart"/>
+      <w:r>
+        <w:rPr>
+          <w:rFonts w:ascii="宋体" w:hAnsi="宋体" w:hint="eastAsia"/>
+          <w:sz w:val="24"/>
+          <w:szCs w:val="24"/>
+        </w:rPr>
+        <w:t>熵</w:t>
+      </w:r>
+      <w:proofErr w:type="gramEnd"/>
+      <w:r>
+        <w:rPr>
+          <w:rFonts w:ascii="宋体" w:hAnsi="宋体" w:hint="eastAsia"/>
+          <w:sz w:val="24"/>
+          <w:szCs w:val="24"/>
+        </w:rPr>
+        <w:t>损失的定量关系，并分析各领域及其组合对性能的影响；是否以及如何引入质量评分</w:t>
       </w:r>
       <w:r>
         <w:rPr>
@@ -2994,7 +3326,25 @@
           <w:sz w:val="24"/>
           <w:szCs w:val="24"/>
         </w:rPr>
-        <w:t>。请综合附件</w:t>
+        <w:t>。</w:t>
+      </w:r>
+      <w:proofErr w:type="gramStart"/>
+      <w:r>
+        <w:rPr>
+          <w:rFonts w:ascii="宋体" w:hAnsi="宋体" w:hint="eastAsia"/>
+          <w:sz w:val="24"/>
+          <w:szCs w:val="24"/>
+        </w:rPr>
+        <w:t>请综合</w:t>
+      </w:r>
+      <w:proofErr w:type="gramEnd"/>
+      <w:r>
+        <w:rPr>
+          <w:rFonts w:ascii="宋体" w:hAnsi="宋体" w:hint="eastAsia"/>
+          <w:sz w:val="24"/>
+          <w:szCs w:val="24"/>
+        </w:rPr>
+        <w:t>附件</w:t>
       </w:r>
       <w:r>
         <w:rPr>
@@ -3010,13 +3360,23 @@
           <w:sz w:val="24"/>
           <w:szCs w:val="24"/>
         </w:rPr>
-        <w:t>的信息，建立同时包含</w:t>
-      </w:r>
-      <w:r>
-        <w:rPr>
-          <w:rFonts w:ascii="宋体" w:hAnsi="宋体"/>
-          <w:sz w:val="24"/>
-          <w:szCs w:val="24"/>
+        <w:t>的信息，建立</w:t>
+      </w:r>
+      <w:r>
+        <w:rPr>
+          <w:rFonts w:ascii="宋体" w:hAnsi="宋体" w:hint="eastAsia"/>
+          <w:sz w:val="24"/>
+          <w:szCs w:val="24"/>
+          <w:highlight w:val="yellow"/>
+        </w:rPr>
+        <w:t>同时包含</w:t>
+      </w:r>
+      <w:r>
+        <w:rPr>
+          <w:rFonts w:ascii="宋体" w:hAnsi="宋体"/>
+          <w:sz w:val="24"/>
+          <w:szCs w:val="24"/>
+          <w:highlight w:val="yellow"/>
         </w:rPr>
         <w:t xml:space="preserve"> </w:t>
       </w:r>
@@ -3026,6 +3386,7 @@
             <w:rFonts w:ascii="Cambria Math" w:hAnsi="Cambria Math"/>
             <w:sz w:val="24"/>
             <w:szCs w:val="24"/>
+            <w:highlight w:val="yellow"/>
           </w:rPr>
           <m:t>N</m:t>
         </m:r>
@@ -3035,6 +3396,7 @@
           <w:rFonts w:ascii="宋体" w:hAnsi="宋体"/>
           <w:sz w:val="24"/>
           <w:szCs w:val="24"/>
+          <w:highlight w:val="yellow"/>
         </w:rPr>
         <w:t>、</w:t>
       </w:r>
@@ -3044,6 +3406,7 @@
             <w:rFonts w:ascii="Cambria Math" w:hAnsi="Cambria Math"/>
             <w:sz w:val="24"/>
             <w:szCs w:val="24"/>
+            <w:highlight w:val="yellow"/>
           </w:rPr>
           <m:t>D</m:t>
         </m:r>
@@ -3053,6 +3416,7 @@
           <w:rFonts w:ascii="宋体" w:hAnsi="宋体"/>
           <w:sz w:val="24"/>
           <w:szCs w:val="24"/>
+          <w:highlight w:val="yellow"/>
         </w:rPr>
         <w:t>、</w:t>
       </w:r>
@@ -3062,6 +3426,7 @@
             <w:rFonts w:ascii="Cambria Math" w:hAnsi="Cambria Math"/>
             <w:sz w:val="24"/>
             <w:szCs w:val="24"/>
+            <w:highlight w:val="yellow"/>
           </w:rPr>
           <m:t>Q</m:t>
         </m:r>
@@ -3071,6 +3436,7 @@
           <w:rFonts w:ascii="宋体" w:hAnsi="宋体"/>
           <w:sz w:val="24"/>
           <w:szCs w:val="24"/>
+          <w:highlight w:val="yellow"/>
         </w:rPr>
         <w:t>、</w:t>
       </w:r>
@@ -3083,6 +3449,7 @@
             <w:rFonts w:ascii="Cambria Math" w:hAnsi="Cambria Math"/>
             <w:sz w:val="24"/>
             <w:szCs w:val="24"/>
+            <w:highlight w:val="yellow"/>
           </w:rPr>
           <m:t>p</m:t>
         </m:r>
@@ -3092,16 +3459,26 @@
           <w:rFonts w:ascii="宋体" w:hAnsi="宋体"/>
           <w:sz w:val="24"/>
           <w:szCs w:val="24"/>
-        </w:rPr>
-        <w:t xml:space="preserve"> </w:t>
-      </w:r>
-      <w:r>
-        <w:rPr>
-          <w:rFonts w:ascii="宋体" w:hAnsi="宋体" w:hint="eastAsia"/>
-          <w:sz w:val="24"/>
-          <w:szCs w:val="24"/>
-        </w:rPr>
-        <w:t>的广义标度律。其中附件</w:t>
+          <w:highlight w:val="yellow"/>
+        </w:rPr>
+        <w:t xml:space="preserve"> </w:t>
+      </w:r>
+      <w:r>
+        <w:rPr>
+          <w:rFonts w:ascii="宋体" w:hAnsi="宋体" w:hint="eastAsia"/>
+          <w:sz w:val="24"/>
+          <w:szCs w:val="24"/>
+          <w:highlight w:val="yellow"/>
+        </w:rPr>
+        <w:t>的广义标度律</w:t>
+      </w:r>
+      <w:r>
+        <w:rPr>
+          <w:rFonts w:ascii="宋体" w:hAnsi="宋体" w:hint="eastAsia"/>
+          <w:sz w:val="24"/>
+          <w:szCs w:val="24"/>
+        </w:rPr>
+        <w:t>。其中附件</w:t>
       </w:r>
       <w:r>
         <w:rPr>
@@ -3117,7 +3494,25 @@
           <w:sz w:val="24"/>
           <w:szCs w:val="24"/>
         </w:rPr>
-        <w:t>与问题一为同一数据集，本问通过问题一输出的</w:t>
+        <w:t>与问题一为同一数据集，本问通过问题</w:t>
+      </w:r>
+      <w:proofErr w:type="gramStart"/>
+      <w:r>
+        <w:rPr>
+          <w:rFonts w:ascii="宋体" w:hAnsi="宋体" w:hint="eastAsia"/>
+          <w:sz w:val="24"/>
+          <w:szCs w:val="24"/>
+        </w:rPr>
+        <w:t>一</w:t>
+      </w:r>
+      <w:proofErr w:type="gramEnd"/>
+      <w:r>
+        <w:rPr>
+          <w:rFonts w:ascii="宋体" w:hAnsi="宋体" w:hint="eastAsia"/>
+          <w:sz w:val="24"/>
+          <w:szCs w:val="24"/>
+        </w:rPr>
+        <w:t>输出的</w:t>
       </w:r>
       <w:r>
         <w:rPr>
@@ -3188,7 +3583,25 @@
           <w:sz w:val="24"/>
           <w:szCs w:val="24"/>
         </w:rPr>
-        <w:t>引入其信息，不重复读取原始文件；本问直接使用的数据为附件</w:t>
+        <w:t>引入其信息，不重复读取原始文件；本</w:t>
+      </w:r>
+      <w:proofErr w:type="gramStart"/>
+      <w:r>
+        <w:rPr>
+          <w:rFonts w:ascii="宋体" w:hAnsi="宋体" w:hint="eastAsia"/>
+          <w:sz w:val="24"/>
+          <w:szCs w:val="24"/>
+        </w:rPr>
+        <w:t>问直接</w:t>
+      </w:r>
+      <w:proofErr w:type="gramEnd"/>
+      <w:r>
+        <w:rPr>
+          <w:rFonts w:ascii="宋体" w:hAnsi="宋体" w:hint="eastAsia"/>
+          <w:sz w:val="24"/>
+          <w:szCs w:val="24"/>
+        </w:rPr>
+        <w:t>使用的数据为附件</w:t>
       </w:r>
       <w:r>
         <w:rPr>
@@ -3271,7 +3684,57 @@
           <w:sz w:val="24"/>
           <w:szCs w:val="24"/>
         </w:rPr>
-        <w:t>的实验相互独立，但均以交叉熵损失为可观测结果，参赛队伍应提出可检验的假设，将不同来源的规律统一到同一模型中。附件</w:t>
+        <w:t>的实验相互独立，但均以</w:t>
+      </w:r>
+      <w:r>
+        <w:rPr>
+          <w:rFonts w:ascii="宋体" w:hAnsi="宋体" w:hint="eastAsia"/>
+          <w:i/>
+          <w:iCs/>
+          <w:sz w:val="24"/>
+          <w:szCs w:val="24"/>
+        </w:rPr>
+        <w:t>交叉</w:t>
+      </w:r>
+      <w:proofErr w:type="gramStart"/>
+      <w:r>
+        <w:rPr>
+          <w:rFonts w:ascii="宋体" w:hAnsi="宋体" w:hint="eastAsia"/>
+          <w:i/>
+          <w:iCs/>
+          <w:sz w:val="24"/>
+          <w:szCs w:val="24"/>
+        </w:rPr>
+        <w:t>熵</w:t>
+      </w:r>
+      <w:proofErr w:type="gramEnd"/>
+      <w:r>
+        <w:rPr>
+          <w:rFonts w:ascii="宋体" w:hAnsi="宋体" w:hint="eastAsia"/>
+          <w:i/>
+          <w:iCs/>
+          <w:sz w:val="24"/>
+          <w:szCs w:val="24"/>
+        </w:rPr>
+        <w:t>损失</w:t>
+      </w:r>
+      <m:oMath>
+        <m:r>
+          <w:rPr>
+            <w:rFonts w:ascii="Cambria Math" w:hAnsi="Cambria Math" w:hint="eastAsia"/>
+            <w:sz w:val="24"/>
+            <w:szCs w:val="24"/>
+          </w:rPr>
+          <m:t>loss</m:t>
+        </m:r>
+      </m:oMath>
+      <w:r>
+        <w:rPr>
+          <w:rFonts w:ascii="宋体" w:hAnsi="宋体" w:hint="eastAsia"/>
+          <w:sz w:val="24"/>
+          <w:szCs w:val="24"/>
+        </w:rPr>
+        <w:t>为可观测结果，参赛队伍应提出可检验的假设，将不同来源的规律统一到同一模型中。附件</w:t>
       </w:r>
       <w:r>
         <w:rPr>
@@ -3321,7 +3784,25 @@
           <w:sz w:val="24"/>
           <w:szCs w:val="24"/>
         </w:rPr>
-        <w:t>为基于真实数据校准的半合成补充集，可用于补充分析，但不得将其表述为直接实验观测，并须说明其局限。广义标度律的具体形式由参赛队伍自行设计，鼓励在经典标度律基础上创新拓展；若采用</w:t>
+        <w:t>为基于真实数据校准的半合成补充集，可用于补充分析，但不得将其表述为直接实验观测，并须说明其局限。广义标度律的具体形式由参赛队伍自行设计，鼓励在经典标度</w:t>
+      </w:r>
+      <w:proofErr w:type="gramStart"/>
+      <w:r>
+        <w:rPr>
+          <w:rFonts w:ascii="宋体" w:hAnsi="宋体" w:hint="eastAsia"/>
+          <w:sz w:val="24"/>
+          <w:szCs w:val="24"/>
+        </w:rPr>
+        <w:t>律基础</w:t>
+      </w:r>
+      <w:proofErr w:type="gramEnd"/>
+      <w:r>
+        <w:rPr>
+          <w:rFonts w:ascii="宋体" w:hAnsi="宋体" w:hint="eastAsia"/>
+          <w:sz w:val="24"/>
+          <w:szCs w:val="24"/>
+        </w:rPr>
+        <w:t>上创新拓展；若采用</w:t>
       </w:r>
       <w:r>
         <w:rPr>
@@ -3422,7 +3903,33 @@
           <w:szCs w:val="24"/>
         </w:rPr>
         <w:lastRenderedPageBreak/>
-        <w:t>问题三：算力约束下的多维资源联合优化与结构性转移</w:t>
+        <w:t>问题三：</w:t>
+      </w:r>
+      <w:proofErr w:type="gramStart"/>
+      <w:r>
+        <w:rPr>
+          <w:rFonts w:ascii="宋体" w:eastAsia="宋体" w:hAnsi="宋体" w:hint="eastAsia"/>
+          <w:b/>
+          <w:bCs/>
+          <w:i w:val="0"/>
+          <w:iCs w:val="0"/>
+          <w:sz w:val="24"/>
+          <w:szCs w:val="24"/>
+        </w:rPr>
+        <w:t>算力约束</w:t>
+      </w:r>
+      <w:proofErr w:type="gramEnd"/>
+      <w:r>
+        <w:rPr>
+          <w:rFonts w:ascii="宋体" w:eastAsia="宋体" w:hAnsi="宋体" w:hint="eastAsia"/>
+          <w:b/>
+          <w:bCs/>
+          <w:i w:val="0"/>
+          <w:iCs w:val="0"/>
+          <w:sz w:val="24"/>
+          <w:szCs w:val="24"/>
+        </w:rPr>
+        <w:t>下的多维资源联合优化与结构性转移</w:t>
       </w:r>
     </w:p>
     <w:p>
@@ -3505,7 +4012,25 @@
           <w:sz w:val="24"/>
           <w:szCs w:val="24"/>
         </w:rPr>
-        <w:t>在算力预算有限时，如何在参数量</w:t>
+        <w:t>在</w:t>
+      </w:r>
+      <w:proofErr w:type="gramStart"/>
+      <w:r>
+        <w:rPr>
+          <w:rFonts w:ascii="宋体" w:hAnsi="宋体" w:hint="eastAsia"/>
+          <w:sz w:val="24"/>
+          <w:szCs w:val="24"/>
+        </w:rPr>
+        <w:t>算力预算</w:t>
+      </w:r>
+      <w:proofErr w:type="gramEnd"/>
+      <w:r>
+        <w:rPr>
+          <w:rFonts w:ascii="宋体" w:hAnsi="宋体" w:hint="eastAsia"/>
+          <w:sz w:val="24"/>
+          <w:szCs w:val="24"/>
+        </w:rPr>
+        <w:t>有限时，如何在参数量</w:t>
       </w:r>
       <w:r>
         <w:rPr>
@@ -3724,7 +4249,43 @@
           <w:sz w:val="24"/>
           <w:szCs w:val="24"/>
         </w:rPr>
-        <w:t>），它通过长文本注意力开销影响可用预算，本问考察其取值对最优配置的影响，而不将其作为内点寻优变量。设总算力预算为</w:t>
+        <w:t>），它通过长文本注意力开销影响可用预算，本</w:t>
+      </w:r>
+      <w:proofErr w:type="gramStart"/>
+      <w:r>
+        <w:rPr>
+          <w:rFonts w:ascii="宋体" w:hAnsi="宋体" w:hint="eastAsia"/>
+          <w:sz w:val="24"/>
+          <w:szCs w:val="24"/>
+        </w:rPr>
+        <w:t>问考察</w:t>
+      </w:r>
+      <w:proofErr w:type="gramEnd"/>
+      <w:r>
+        <w:rPr>
+          <w:rFonts w:ascii="宋体" w:hAnsi="宋体" w:hint="eastAsia"/>
+          <w:sz w:val="24"/>
+          <w:szCs w:val="24"/>
+        </w:rPr>
+        <w:t>其取值对最优配置的影响，而不将其作为内点寻优变量。设总算</w:t>
+      </w:r>
+      <w:proofErr w:type="gramStart"/>
+      <w:r>
+        <w:rPr>
+          <w:rFonts w:ascii="宋体" w:hAnsi="宋体" w:hint="eastAsia"/>
+          <w:sz w:val="24"/>
+          <w:szCs w:val="24"/>
+        </w:rPr>
+        <w:t>力预算</w:t>
+      </w:r>
+      <w:proofErr w:type="gramEnd"/>
+      <w:r>
+        <w:rPr>
+          <w:rFonts w:ascii="宋体" w:hAnsi="宋体" w:hint="eastAsia"/>
+          <w:sz w:val="24"/>
+          <w:szCs w:val="24"/>
+        </w:rPr>
+        <w:t>为</w:t>
       </w:r>
       <w:r>
         <w:rPr>
@@ -3750,7 +4311,25 @@
           <w:sz w:val="24"/>
           <w:szCs w:val="24"/>
         </w:rPr>
-        <w:t>。为便于对照，建议考察低、中、高三档典型预算：</w:t>
+        <w:t>。为便于对照，建议考察低、中、高三</w:t>
+      </w:r>
+      <w:proofErr w:type="gramStart"/>
+      <w:r>
+        <w:rPr>
+          <w:rFonts w:ascii="宋体" w:hAnsi="宋体" w:hint="eastAsia"/>
+          <w:sz w:val="24"/>
+          <w:szCs w:val="24"/>
+        </w:rPr>
+        <w:t>档</w:t>
+      </w:r>
+      <w:proofErr w:type="gramEnd"/>
+      <w:r>
+        <w:rPr>
+          <w:rFonts w:ascii="宋体" w:hAnsi="宋体" w:hint="eastAsia"/>
+          <w:sz w:val="24"/>
+          <w:szCs w:val="24"/>
+        </w:rPr>
+        <w:t>典型预算：</w:t>
       </w:r>
       <m:oMath>
         <m:r>
@@ -3900,7 +4479,25 @@
           <w:sz w:val="24"/>
           <w:szCs w:val="24"/>
         </w:rPr>
-        <w:t>FLOPs（可自行选取其他档位，但须至少考察三个不同量级的预算）。算力消耗由以下三部分组成。</w:t>
+        <w:t>FLOPs（可自行选取其他档位，但须至少考察三个不同量级的预算）。</w:t>
+      </w:r>
+      <w:proofErr w:type="gramStart"/>
+      <w:r>
+        <w:rPr>
+          <w:rFonts w:ascii="宋体" w:hAnsi="宋体" w:hint="eastAsia"/>
+          <w:sz w:val="24"/>
+          <w:szCs w:val="24"/>
+        </w:rPr>
+        <w:t>算力消耗</w:t>
+      </w:r>
+      <w:proofErr w:type="gramEnd"/>
+      <w:r>
+        <w:rPr>
+          <w:rFonts w:ascii="宋体" w:hAnsi="宋体" w:hint="eastAsia"/>
+          <w:sz w:val="24"/>
+          <w:szCs w:val="24"/>
+        </w:rPr>
+        <w:t>由以下三部分组成。</w:t>
       </w:r>
     </w:p>
     <w:p>
@@ -4914,7 +5511,25 @@
           <w:sz w:val="24"/>
           <w:szCs w:val="24"/>
         </w:rPr>
-        <w:t>）。上下文长度越大，所需处理的序列位置越多，注意力与缓存等开销越高；本问使用上式作为简化算力代理。</w:t>
+        <w:t>）。上下文长度越大，所需处理的序列位置越多，注意力与缓存等开销越高；本问使用上式作为</w:t>
+      </w:r>
+      <w:proofErr w:type="gramStart"/>
+      <w:r>
+        <w:rPr>
+          <w:rFonts w:ascii="宋体" w:hAnsi="宋体" w:hint="eastAsia"/>
+          <w:sz w:val="24"/>
+          <w:szCs w:val="24"/>
+        </w:rPr>
+        <w:t>简化算力代理</w:t>
+      </w:r>
+      <w:proofErr w:type="gramEnd"/>
+      <w:r>
+        <w:rPr>
+          <w:rFonts w:ascii="宋体" w:hAnsi="宋体" w:hint="eastAsia"/>
+          <w:sz w:val="24"/>
+          <w:szCs w:val="24"/>
+        </w:rPr>
+        <w:t>。</w:t>
       </w:r>
     </w:p>
     <w:p>
@@ -4927,13 +5542,23 @@
           <w:szCs w:val="24"/>
         </w:rPr>
       </w:pPr>
-      <w:r>
-        <w:rPr>
-          <w:rFonts w:ascii="宋体" w:hAnsi="宋体" w:hint="eastAsia"/>
-          <w:sz w:val="24"/>
-          <w:szCs w:val="24"/>
-        </w:rPr>
-        <w:t>请建立优化模型，在总成本不超过</w:t>
+      <w:proofErr w:type="gramStart"/>
+      <w:r>
+        <w:rPr>
+          <w:rFonts w:ascii="宋体" w:hAnsi="宋体" w:hint="eastAsia"/>
+          <w:sz w:val="24"/>
+          <w:szCs w:val="24"/>
+        </w:rPr>
+        <w:t>请建立</w:t>
+      </w:r>
+      <w:proofErr w:type="gramEnd"/>
+      <w:r>
+        <w:rPr>
+          <w:rFonts w:ascii="宋体" w:hAnsi="宋体" w:hint="eastAsia"/>
+          <w:sz w:val="24"/>
+          <w:szCs w:val="24"/>
+        </w:rPr>
+        <w:t>优化模型，在总成本不超过</w:t>
       </w:r>
       <w:r>
         <w:rPr>
@@ -5331,23 +5956,59 @@
           <w:sz w:val="24"/>
           <w:szCs w:val="24"/>
         </w:rPr>
-        <w:t>大语言模型能力的提升既来自规模扩张，也来自非规模技术进步（如架构改进、对齐方法、数据工程等）。请结合附件</w:t>
-      </w:r>
-      <w:r>
-        <w:rPr>
-          <w:rFonts w:ascii="宋体" w:hAnsi="宋体"/>
-          <w:sz w:val="24"/>
-          <w:szCs w:val="24"/>
-        </w:rPr>
-        <w:t xml:space="preserve"> </w:t>
-      </w:r>
-      <w:r>
-        <w:rPr>
-          <w:rFonts w:ascii="宋体" w:hAnsi="宋体" w:hint="eastAsia"/>
-          <w:sz w:val="24"/>
-          <w:szCs w:val="24"/>
-        </w:rPr>
-        <w:t>C，建立动力学模型或因果推断模型，分离并分别量化规模扩张与非规模技术进步各自的贡献占比；并在算力增长放缓的情景下，预测未来</w:t>
+        <w:t>大语言模型能力的</w:t>
+      </w:r>
+      <w:proofErr w:type="gramStart"/>
+      <w:r>
+        <w:rPr>
+          <w:rFonts w:ascii="宋体" w:hAnsi="宋体" w:hint="eastAsia"/>
+          <w:sz w:val="24"/>
+          <w:szCs w:val="24"/>
+        </w:rPr>
+        <w:t>提升既</w:t>
+      </w:r>
+      <w:proofErr w:type="gramEnd"/>
+      <w:r>
+        <w:rPr>
+          <w:rFonts w:ascii="宋体" w:hAnsi="宋体" w:hint="eastAsia"/>
+          <w:sz w:val="24"/>
+          <w:szCs w:val="24"/>
+        </w:rPr>
+        <w:t>来自规模扩张，也来自非规模技术进步（如架构改进、对齐方法、数据工程等）。请结合附件</w:t>
+      </w:r>
+      <w:r>
+        <w:rPr>
+          <w:rFonts w:ascii="宋体" w:hAnsi="宋体"/>
+          <w:sz w:val="24"/>
+          <w:szCs w:val="24"/>
+        </w:rPr>
+        <w:t xml:space="preserve"> </w:t>
+      </w:r>
+      <w:r>
+        <w:rPr>
+          <w:rFonts w:ascii="宋体" w:hAnsi="宋体" w:hint="eastAsia"/>
+          <w:sz w:val="24"/>
+          <w:szCs w:val="24"/>
+        </w:rPr>
+        <w:t>C，建立动力学模型或因果推断模型，分离并分别量化规模扩张与非规模技术进步各自的贡献占比；并在</w:t>
+      </w:r>
+      <w:proofErr w:type="gramStart"/>
+      <w:r>
+        <w:rPr>
+          <w:rFonts w:ascii="宋体" w:hAnsi="宋体" w:hint="eastAsia"/>
+          <w:sz w:val="24"/>
+          <w:szCs w:val="24"/>
+        </w:rPr>
+        <w:t>算力增长</w:t>
+      </w:r>
+      <w:proofErr w:type="gramEnd"/>
+      <w:r>
+        <w:rPr>
+          <w:rFonts w:ascii="宋体" w:hAnsi="宋体" w:hint="eastAsia"/>
+          <w:sz w:val="24"/>
+          <w:szCs w:val="24"/>
+        </w:rPr>
+        <w:t>放缓的情景下，预测未来</w:t>
       </w:r>
       <w:r>
         <w:rPr>
@@ -5357,13 +6018,23 @@
         </w:rPr>
         <w:t xml:space="preserve"> 12 </w:t>
       </w:r>
-      <w:r>
-        <w:rPr>
-          <w:rFonts w:ascii="宋体" w:hAnsi="宋体" w:hint="eastAsia"/>
-          <w:sz w:val="24"/>
-          <w:szCs w:val="24"/>
-        </w:rPr>
-        <w:t>个月或</w:t>
+      <w:proofErr w:type="gramStart"/>
+      <w:r>
+        <w:rPr>
+          <w:rFonts w:ascii="宋体" w:hAnsi="宋体" w:hint="eastAsia"/>
+          <w:sz w:val="24"/>
+          <w:szCs w:val="24"/>
+        </w:rPr>
+        <w:t>个</w:t>
+      </w:r>
+      <w:proofErr w:type="gramEnd"/>
+      <w:r>
+        <w:rPr>
+          <w:rFonts w:ascii="宋体" w:hAnsi="宋体" w:hint="eastAsia"/>
+          <w:sz w:val="24"/>
+          <w:szCs w:val="24"/>
+        </w:rPr>
+        <w:t>月或</w:t>
       </w:r>
       <w:r>
         <w:rPr>
@@ -5373,29 +6044,57 @@
         </w:rPr>
         <w:t xml:space="preserve"> 24 </w:t>
       </w:r>
-      <w:r>
-        <w:rPr>
-          <w:rFonts w:ascii="宋体" w:hAnsi="宋体" w:hint="eastAsia"/>
-          <w:sz w:val="24"/>
-          <w:szCs w:val="24"/>
-        </w:rPr>
-        <w:t>个月开源大语言模型能力的前沿边界，给出不确定性分析。须说明综合能力的度量方式；开源筛选口径须说明入选模型是否须开源权重、许可证是否允许研究与复现，或其他筛选规则；模型类型须区分</w:t>
-      </w:r>
-      <w:r>
-        <w:rPr>
-          <w:rFonts w:ascii="宋体" w:hAnsi="宋体"/>
-          <w:sz w:val="24"/>
-          <w:szCs w:val="24"/>
-        </w:rPr>
-        <w:t xml:space="preserve"> </w:t>
-      </w:r>
-      <w:r>
-        <w:rPr>
-          <w:rFonts w:ascii="宋体" w:hAnsi="宋体" w:hint="eastAsia"/>
-          <w:sz w:val="24"/>
-          <w:szCs w:val="24"/>
-        </w:rPr>
-        <w:t>pretrained（预训练基础模型）与</w:t>
+      <w:proofErr w:type="gramStart"/>
+      <w:r>
+        <w:rPr>
+          <w:rFonts w:ascii="宋体" w:hAnsi="宋体" w:hint="eastAsia"/>
+          <w:sz w:val="24"/>
+          <w:szCs w:val="24"/>
+        </w:rPr>
+        <w:t>个</w:t>
+      </w:r>
+      <w:proofErr w:type="gramEnd"/>
+      <w:r>
+        <w:rPr>
+          <w:rFonts w:ascii="宋体" w:hAnsi="宋体" w:hint="eastAsia"/>
+          <w:sz w:val="24"/>
+          <w:szCs w:val="24"/>
+        </w:rPr>
+        <w:t>月开源大语言模型能力的前沿边界，给出不确定性分析。须说明综合能力的度量方式；开源筛选口径须说明入选模型是否须开源权重、许可证是否允许研究与复现，或其他筛选规则；模型类型须区分</w:t>
+      </w:r>
+      <w:r>
+        <w:rPr>
+          <w:rFonts w:ascii="宋体" w:hAnsi="宋体"/>
+          <w:sz w:val="24"/>
+          <w:szCs w:val="24"/>
+        </w:rPr>
+        <w:t xml:space="preserve"> </w:t>
+      </w:r>
+      <w:r>
+        <w:rPr>
+          <w:rFonts w:ascii="宋体" w:hAnsi="宋体" w:hint="eastAsia"/>
+          <w:sz w:val="24"/>
+          <w:szCs w:val="24"/>
+        </w:rPr>
+        <w:t>pretrained（</w:t>
+      </w:r>
+      <w:proofErr w:type="gramStart"/>
+      <w:r>
+        <w:rPr>
+          <w:rFonts w:ascii="宋体" w:hAnsi="宋体" w:hint="eastAsia"/>
+          <w:sz w:val="24"/>
+          <w:szCs w:val="24"/>
+        </w:rPr>
+        <w:t>预训练</w:t>
+      </w:r>
+      <w:proofErr w:type="gramEnd"/>
+      <w:r>
+        <w:rPr>
+          <w:rFonts w:ascii="宋体" w:hAnsi="宋体" w:hint="eastAsia"/>
+          <w:sz w:val="24"/>
+          <w:szCs w:val="24"/>
+        </w:rPr>
+        <w:t>基础模型）与</w:t>
       </w:r>
       <w:r>
         <w:rPr>
@@ -5425,7 +6124,61 @@
           <w:sz w:val="24"/>
           <w:szCs w:val="24"/>
         </w:rPr>
-        <w:t>前三问主要使用交叉熵损失，本问主要使用多维</w:t>
+        <w:t>前三</w:t>
+      </w:r>
+      <w:proofErr w:type="gramStart"/>
+      <w:r>
+        <w:rPr>
+          <w:rFonts w:ascii="宋体" w:hAnsi="宋体" w:hint="eastAsia"/>
+          <w:sz w:val="24"/>
+          <w:szCs w:val="24"/>
+        </w:rPr>
+        <w:t>问主要</w:t>
+      </w:r>
+      <w:proofErr w:type="gramEnd"/>
+      <w:r>
+        <w:rPr>
+          <w:rFonts w:ascii="宋体" w:hAnsi="宋体" w:hint="eastAsia"/>
+          <w:sz w:val="24"/>
+          <w:szCs w:val="24"/>
+        </w:rPr>
+        <w:t>使用交叉</w:t>
+      </w:r>
+      <w:proofErr w:type="gramStart"/>
+      <w:r>
+        <w:rPr>
+          <w:rFonts w:ascii="宋体" w:hAnsi="宋体" w:hint="eastAsia"/>
+          <w:sz w:val="24"/>
+          <w:szCs w:val="24"/>
+        </w:rPr>
+        <w:t>熵</w:t>
+      </w:r>
+      <w:proofErr w:type="gramEnd"/>
+      <w:r>
+        <w:rPr>
+          <w:rFonts w:ascii="宋体" w:hAnsi="宋体" w:hint="eastAsia"/>
+          <w:sz w:val="24"/>
+          <w:szCs w:val="24"/>
+        </w:rPr>
+        <w:t>损失，本</w:t>
+      </w:r>
+      <w:proofErr w:type="gramStart"/>
+      <w:r>
+        <w:rPr>
+          <w:rFonts w:ascii="宋体" w:hAnsi="宋体" w:hint="eastAsia"/>
+          <w:sz w:val="24"/>
+          <w:szCs w:val="24"/>
+        </w:rPr>
+        <w:t>问主要</w:t>
+      </w:r>
+      <w:proofErr w:type="gramEnd"/>
+      <w:r>
+        <w:rPr>
+          <w:rFonts w:ascii="宋体" w:hAnsi="宋体" w:hint="eastAsia"/>
+          <w:sz w:val="24"/>
+          <w:szCs w:val="24"/>
+        </w:rPr>
+        <w:t>使用多维</w:t>
       </w:r>
       <w:r>
         <w:rPr>
@@ -5579,6 +6332,7 @@
         </w:rPr>
         <w:t xml:space="preserve"> </w:t>
       </w:r>
+      <w:proofErr w:type="spellStart"/>
       <w:r>
         <w:rPr>
           <w:rStyle w:val="VerbatimChar"/>
@@ -5586,7 +6340,17 @@
           <w:sz w:val="24"/>
           <w:szCs w:val="24"/>
         </w:rPr>
-        <w:t>real_attachments/</w:t>
+        <w:t>real_attachments</w:t>
+      </w:r>
+      <w:proofErr w:type="spellEnd"/>
+      <w:r>
+        <w:rPr>
+          <w:rStyle w:val="VerbatimChar"/>
+          <w:rFonts w:ascii="宋体" w:hAnsi="宋体"/>
+          <w:sz w:val="24"/>
+          <w:szCs w:val="24"/>
+        </w:rPr>
+        <w:t>/</w:t>
       </w:r>
       <w:r>
         <w:rPr>
@@ -5630,7 +6394,25 @@
           <w:sz w:val="24"/>
           <w:szCs w:val="24"/>
         </w:rPr>
-        <w:t>A：各问数据使用要求</w:t>
+        <w:t>A：各</w:t>
+      </w:r>
+      <w:proofErr w:type="gramStart"/>
+      <w:r>
+        <w:rPr>
+          <w:rFonts w:ascii="宋体" w:eastAsia="宋体" w:hAnsi="宋体" w:hint="eastAsia"/>
+          <w:sz w:val="24"/>
+          <w:szCs w:val="24"/>
+        </w:rPr>
+        <w:t>问数据</w:t>
+      </w:r>
+      <w:proofErr w:type="gramEnd"/>
+      <w:r>
+        <w:rPr>
+          <w:rFonts w:ascii="宋体" w:eastAsia="宋体" w:hAnsi="宋体" w:hint="eastAsia"/>
+          <w:sz w:val="24"/>
+          <w:szCs w:val="24"/>
+        </w:rPr>
+        <w:t>使用要求</w:t>
       </w:r>
     </w:p>
     <w:p>
@@ -5653,49 +6435,27 @@
           <w:sz w:val="24"/>
           <w:szCs w:val="24"/>
         </w:rPr>
-        <w:t>问题一</w:t>
-      </w:r>
-      <w:r>
-        <w:rPr>
-          <w:rFonts w:ascii="宋体" w:hAnsi="宋体" w:hint="eastAsia"/>
-          <w:sz w:val="24"/>
-          <w:szCs w:val="24"/>
-        </w:rPr>
-        <w:t>：质量评价须使用</w:t>
-      </w:r>
-      <w:r>
-        <w:rPr>
-          <w:rFonts w:ascii="宋体" w:hAnsi="宋体"/>
-          <w:sz w:val="24"/>
-          <w:szCs w:val="24"/>
-        </w:rPr>
-        <w:t xml:space="preserve"> </w:t>
-      </w:r>
-      <w:r>
-        <w:rPr>
-          <w:rFonts w:ascii="宋体" w:hAnsi="宋体"/>
+        <w:t>问题</w:t>
+      </w:r>
+      <w:proofErr w:type="gramStart"/>
+      <w:r>
+        <w:rPr>
+          <w:rFonts w:ascii="宋体" w:hAnsi="宋体" w:hint="eastAsia"/>
           <w:b/>
           <w:bCs/>
           <w:sz w:val="24"/>
           <w:szCs w:val="24"/>
         </w:rPr>
-        <w:t>A1</w:t>
-      </w:r>
-      <w:r>
-        <w:rPr>
-          <w:rFonts w:ascii="宋体" w:hAnsi="宋体"/>
-          <w:sz w:val="24"/>
-          <w:szCs w:val="24"/>
-        </w:rPr>
-        <w:t xml:space="preserve"> </w:t>
-      </w:r>
-      <w:r>
-        <w:rPr>
-          <w:rFonts w:ascii="宋体" w:hAnsi="宋体" w:hint="eastAsia"/>
-          <w:sz w:val="24"/>
-          <w:szCs w:val="24"/>
-        </w:rPr>
-        <w:t>抽样集与</w:t>
+        <w:t>一</w:t>
+      </w:r>
+      <w:proofErr w:type="gramEnd"/>
+      <w:r>
+        <w:rPr>
+          <w:rFonts w:ascii="宋体" w:hAnsi="宋体" w:hint="eastAsia"/>
+          <w:sz w:val="24"/>
+          <w:szCs w:val="24"/>
+        </w:rPr>
+        <w:t>：质量评价须使用</w:t>
       </w:r>
       <w:r>
         <w:rPr>
@@ -5713,23 +6473,23 @@
           <w:sz w:val="24"/>
           <w:szCs w:val="24"/>
         </w:rPr>
-        <w:t>A2、A3</w:t>
-      </w:r>
-      <w:r>
-        <w:rPr>
-          <w:rFonts w:ascii="宋体" w:hAnsi="宋体"/>
-          <w:sz w:val="24"/>
-          <w:szCs w:val="24"/>
-        </w:rPr>
-        <w:t xml:space="preserve"> </w:t>
-      </w:r>
-      <w:r>
-        <w:rPr>
-          <w:rFonts w:ascii="宋体" w:hAnsi="宋体" w:hint="eastAsia"/>
-          <w:sz w:val="24"/>
-          <w:szCs w:val="24"/>
-        </w:rPr>
-        <w:t>扩展集的全部记录，可选用</w:t>
+        <w:t>A1</w:t>
+      </w:r>
+      <w:r>
+        <w:rPr>
+          <w:rFonts w:ascii="宋体" w:hAnsi="宋体"/>
+          <w:sz w:val="24"/>
+          <w:szCs w:val="24"/>
+        </w:rPr>
+        <w:t xml:space="preserve"> </w:t>
+      </w:r>
+      <w:r>
+        <w:rPr>
+          <w:rFonts w:ascii="宋体" w:hAnsi="宋体" w:hint="eastAsia"/>
+          <w:sz w:val="24"/>
+          <w:szCs w:val="24"/>
+        </w:rPr>
+        <w:t>抽样集与</w:t>
       </w:r>
       <w:r>
         <w:rPr>
@@ -5747,23 +6507,23 @@
           <w:sz w:val="24"/>
           <w:szCs w:val="24"/>
         </w:rPr>
-        <w:t>A18</w:t>
-      </w:r>
-      <w:r>
-        <w:rPr>
-          <w:rFonts w:ascii="宋体" w:hAnsi="宋体"/>
-          <w:sz w:val="24"/>
-          <w:szCs w:val="24"/>
-        </w:rPr>
-        <w:t xml:space="preserve"> </w:t>
-      </w:r>
-      <w:r>
-        <w:rPr>
-          <w:rFonts w:ascii="宋体" w:hAnsi="宋体" w:hint="eastAsia"/>
-          <w:sz w:val="24"/>
-          <w:szCs w:val="24"/>
-        </w:rPr>
-        <w:t>验算；配比建模使用</w:t>
+        <w:t>A2、A3</w:t>
+      </w:r>
+      <w:r>
+        <w:rPr>
+          <w:rFonts w:ascii="宋体" w:hAnsi="宋体"/>
+          <w:sz w:val="24"/>
+          <w:szCs w:val="24"/>
+        </w:rPr>
+        <w:t xml:space="preserve"> </w:t>
+      </w:r>
+      <w:r>
+        <w:rPr>
+          <w:rFonts w:ascii="宋体" w:hAnsi="宋体" w:hint="eastAsia"/>
+          <w:sz w:val="24"/>
+          <w:szCs w:val="24"/>
+        </w:rPr>
+        <w:t>扩展集的全部记录，可选用</w:t>
       </w:r>
       <w:r>
         <w:rPr>
@@ -5781,15 +6541,23 @@
           <w:sz w:val="24"/>
           <w:szCs w:val="24"/>
         </w:rPr>
-        <w:t>A4–A15</w:t>
-      </w:r>
-      <w:r>
-        <w:rPr>
-          <w:rFonts w:ascii="宋体" w:hAnsi="宋体" w:hint="eastAsia"/>
-          <w:sz w:val="24"/>
-          <w:szCs w:val="24"/>
-        </w:rPr>
-        <w:t>，其中</w:t>
+        <w:t>A18</w:t>
+      </w:r>
+      <w:r>
+        <w:rPr>
+          <w:rFonts w:ascii="宋体" w:hAnsi="宋体"/>
+          <w:sz w:val="24"/>
+          <w:szCs w:val="24"/>
+        </w:rPr>
+        <w:t xml:space="preserve"> </w:t>
+      </w:r>
+      <w:r>
+        <w:rPr>
+          <w:rFonts w:ascii="宋体" w:hAnsi="宋体" w:hint="eastAsia"/>
+          <w:sz w:val="24"/>
+          <w:szCs w:val="24"/>
+        </w:rPr>
+        <w:t>验算；配比建模使用</w:t>
       </w:r>
       <w:r>
         <w:rPr>
@@ -5807,23 +6575,23 @@
           <w:sz w:val="24"/>
           <w:szCs w:val="24"/>
         </w:rPr>
-        <w:t>A6–A11</w:t>
-      </w:r>
-      <w:r>
-        <w:rPr>
-          <w:rFonts w:ascii="宋体" w:hAnsi="宋体"/>
-          <w:sz w:val="24"/>
-          <w:szCs w:val="24"/>
-        </w:rPr>
-        <w:t xml:space="preserve"> </w:t>
-      </w:r>
-      <w:r>
-        <w:rPr>
-          <w:rFonts w:ascii="宋体" w:hAnsi="宋体" w:hint="eastAsia"/>
-          <w:sz w:val="24"/>
-          <w:szCs w:val="24"/>
-        </w:rPr>
-        <w:t>为检验集、</w:t>
+        <w:t>A4–A15</w:t>
+      </w:r>
+      <w:r>
+        <w:rPr>
+          <w:rFonts w:ascii="宋体" w:hAnsi="宋体" w:hint="eastAsia"/>
+          <w:sz w:val="24"/>
+          <w:szCs w:val="24"/>
+        </w:rPr>
+        <w:t>，其中</w:t>
+      </w:r>
+      <w:r>
+        <w:rPr>
+          <w:rFonts w:ascii="宋体" w:hAnsi="宋体"/>
+          <w:sz w:val="24"/>
+          <w:szCs w:val="24"/>
+        </w:rPr>
+        <w:t xml:space="preserve"> </w:t>
       </w:r>
       <w:r>
         <w:rPr>
@@ -5833,6 +6601,32 @@
           <w:sz w:val="24"/>
           <w:szCs w:val="24"/>
         </w:rPr>
+        <w:t>A6–A11</w:t>
+      </w:r>
+      <w:r>
+        <w:rPr>
+          <w:rFonts w:ascii="宋体" w:hAnsi="宋体"/>
+          <w:sz w:val="24"/>
+          <w:szCs w:val="24"/>
+        </w:rPr>
+        <w:t xml:space="preserve"> </w:t>
+      </w:r>
+      <w:r>
+        <w:rPr>
+          <w:rFonts w:ascii="宋体" w:hAnsi="宋体" w:hint="eastAsia"/>
+          <w:sz w:val="24"/>
+          <w:szCs w:val="24"/>
+        </w:rPr>
+        <w:t>为检验集、</w:t>
+      </w:r>
+      <w:r>
+        <w:rPr>
+          <w:rFonts w:ascii="宋体" w:hAnsi="宋体"/>
+          <w:b/>
+          <w:bCs/>
+          <w:sz w:val="24"/>
+          <w:szCs w:val="24"/>
+        </w:rPr>
         <w:t>A12–A15</w:t>
       </w:r>
       <w:r>
@@ -5849,7 +6643,25 @@
           <w:sz w:val="24"/>
           <w:szCs w:val="24"/>
         </w:rPr>
-        <w:t>为外推表（配比表与</w:t>
+        <w:t>为外推表（</w:t>
+      </w:r>
+      <w:proofErr w:type="gramStart"/>
+      <w:r>
+        <w:rPr>
+          <w:rFonts w:ascii="宋体" w:hAnsi="宋体" w:hint="eastAsia"/>
+          <w:sz w:val="24"/>
+          <w:szCs w:val="24"/>
+        </w:rPr>
+        <w:t>配比表</w:t>
+      </w:r>
+      <w:proofErr w:type="gramEnd"/>
+      <w:r>
+        <w:rPr>
+          <w:rFonts w:ascii="宋体" w:hAnsi="宋体" w:hint="eastAsia"/>
+          <w:sz w:val="24"/>
+          <w:szCs w:val="24"/>
+        </w:rPr>
+        <w:t>与</w:t>
       </w:r>
       <w:r>
         <w:rPr>
@@ -5922,8 +6734,18 @@
           <w:sz w:val="24"/>
           <w:szCs w:val="24"/>
         </w:rPr>
-        <w:t>：经典标度律须以</w:t>
-      </w:r>
+        <w:t>：经典</w:t>
+      </w:r>
+      <w:proofErr w:type="gramStart"/>
+      <w:r>
+        <w:rPr>
+          <w:rFonts w:ascii="宋体" w:hAnsi="宋体" w:hint="eastAsia"/>
+          <w:sz w:val="24"/>
+          <w:szCs w:val="24"/>
+        </w:rPr>
+        <w:t>标度律须以</w:t>
+      </w:r>
+      <w:proofErr w:type="gramEnd"/>
       <w:r>
         <w:rPr>
           <w:rFonts w:ascii="宋体" w:hAnsi="宋体"/>
@@ -6018,13 +6840,23 @@
         </w:rPr>
         <w:t xml:space="preserve"> </w:t>
       </w:r>
-      <w:r>
-        <w:rPr>
-          <w:rFonts w:ascii="宋体" w:hAnsi="宋体" w:hint="eastAsia"/>
-          <w:sz w:val="24"/>
-          <w:szCs w:val="24"/>
-        </w:rPr>
-        <w:t>之一做模型族外或插值轨迹验证；须使用</w:t>
+      <w:proofErr w:type="gramStart"/>
+      <w:r>
+        <w:rPr>
+          <w:rFonts w:ascii="宋体" w:hAnsi="宋体" w:hint="eastAsia"/>
+          <w:sz w:val="24"/>
+          <w:szCs w:val="24"/>
+        </w:rPr>
+        <w:t>之一做</w:t>
+      </w:r>
+      <w:proofErr w:type="gramEnd"/>
+      <w:r>
+        <w:rPr>
+          <w:rFonts w:ascii="宋体" w:hAnsi="宋体" w:hint="eastAsia"/>
+          <w:sz w:val="24"/>
+          <w:szCs w:val="24"/>
+        </w:rPr>
+        <w:t>模型族外或插值轨迹验证；须使用</w:t>
       </w:r>
       <w:r>
         <w:rPr>
@@ -6086,13 +6918,23 @@
         </w:rPr>
         <w:t xml:space="preserve"> </w:t>
       </w:r>
-      <w:r>
-        <w:rPr>
-          <w:rFonts w:ascii="宋体" w:hAnsi="宋体" w:hint="eastAsia"/>
-          <w:sz w:val="24"/>
-          <w:szCs w:val="24"/>
-        </w:rPr>
-        <w:t>做跨族或文献验证；质量相关部分须使用</w:t>
+      <w:proofErr w:type="gramStart"/>
+      <w:r>
+        <w:rPr>
+          <w:rFonts w:ascii="宋体" w:hAnsi="宋体" w:hint="eastAsia"/>
+          <w:sz w:val="24"/>
+          <w:szCs w:val="24"/>
+        </w:rPr>
+        <w:t>做跨族</w:t>
+      </w:r>
+      <w:proofErr w:type="gramEnd"/>
+      <w:r>
+        <w:rPr>
+          <w:rFonts w:ascii="宋体" w:hAnsi="宋体" w:hint="eastAsia"/>
+          <w:sz w:val="24"/>
+          <w:szCs w:val="24"/>
+        </w:rPr>
+        <w:t>或文献验证；质量相关部分须使用</w:t>
       </w:r>
       <w:r>
         <w:rPr>
@@ -6461,7 +7303,25 @@
           <w:sz w:val="24"/>
           <w:szCs w:val="24"/>
         </w:rPr>
-        <w:t>做至少一项逐任务聚合分析，不得仅使用汇总表。</w:t>
+        <w:t>做至少一项</w:t>
+      </w:r>
+      <w:proofErr w:type="gramStart"/>
+      <w:r>
+        <w:rPr>
+          <w:rFonts w:ascii="宋体" w:hAnsi="宋体" w:hint="eastAsia"/>
+          <w:sz w:val="24"/>
+          <w:szCs w:val="24"/>
+        </w:rPr>
+        <w:t>逐任务</w:t>
+      </w:r>
+      <w:proofErr w:type="gramEnd"/>
+      <w:r>
+        <w:rPr>
+          <w:rFonts w:ascii="宋体" w:hAnsi="宋体" w:hint="eastAsia"/>
+          <w:sz w:val="24"/>
+          <w:szCs w:val="24"/>
+        </w:rPr>
+        <w:t>聚合分析，不得仅使用汇总表。</w:t>
       </w:r>
     </w:p>
     <w:p>
@@ -6525,7 +7385,25 @@
           <w:sz w:val="24"/>
           <w:szCs w:val="24"/>
         </w:rPr>
-        <w:t>（供问题三选取、比较或改进；</w:t>
+        <w:t>（</w:t>
+      </w:r>
+      <w:proofErr w:type="gramStart"/>
+      <w:r>
+        <w:rPr>
+          <w:rFonts w:ascii="宋体" w:hAnsi="宋体" w:hint="eastAsia"/>
+          <w:sz w:val="24"/>
+          <w:szCs w:val="24"/>
+        </w:rPr>
+        <w:t>供问题</w:t>
+      </w:r>
+      <w:proofErr w:type="gramEnd"/>
+      <w:r>
+        <w:rPr>
+          <w:rFonts w:ascii="宋体" w:hAnsi="宋体" w:hint="eastAsia"/>
+          <w:sz w:val="24"/>
+          <w:szCs w:val="24"/>
+        </w:rPr>
+        <w:t>三选取、比较或改进；</w:t>
       </w:r>
       <m:oMath>
         <m:sSub>
@@ -7465,13 +8343,23 @@
         </w:rPr>
         <w:t xml:space="preserve"> </w:t>
       </w:r>
-      <w:r>
-        <w:rPr>
-          <w:rFonts w:ascii="宋体" w:hAnsi="宋体" w:hint="eastAsia"/>
-          <w:sz w:val="24"/>
-          <w:szCs w:val="24"/>
-        </w:rPr>
-        <w:t>个训练领域（The</w:t>
+      <w:proofErr w:type="gramStart"/>
+      <w:r>
+        <w:rPr>
+          <w:rFonts w:ascii="宋体" w:hAnsi="宋体" w:hint="eastAsia"/>
+          <w:sz w:val="24"/>
+          <w:szCs w:val="24"/>
+        </w:rPr>
+        <w:t>个</w:t>
+      </w:r>
+      <w:proofErr w:type="gramEnd"/>
+      <w:r>
+        <w:rPr>
+          <w:rFonts w:ascii="宋体" w:hAnsi="宋体" w:hint="eastAsia"/>
+          <w:sz w:val="24"/>
+          <w:szCs w:val="24"/>
+        </w:rPr>
+        <w:t>训练领域（The</w:t>
       </w:r>
       <w:r>
         <w:rPr>
@@ -7497,13 +8385,23 @@
         </w:rPr>
         <w:t xml:space="preserve"> 22 </w:t>
       </w:r>
-      <w:r>
-        <w:rPr>
-          <w:rFonts w:ascii="宋体" w:hAnsi="宋体" w:hint="eastAsia"/>
-          <w:sz w:val="24"/>
-          <w:szCs w:val="24"/>
-        </w:rPr>
-        <w:t>个质量指标的完整名录、字段类型与方向说明，见《数据说明》的《附件</w:t>
+      <w:proofErr w:type="gramStart"/>
+      <w:r>
+        <w:rPr>
+          <w:rFonts w:ascii="宋体" w:hAnsi="宋体" w:hint="eastAsia"/>
+          <w:sz w:val="24"/>
+          <w:szCs w:val="24"/>
+        </w:rPr>
+        <w:t>个</w:t>
+      </w:r>
+      <w:proofErr w:type="gramEnd"/>
+      <w:r>
+        <w:rPr>
+          <w:rFonts w:ascii="宋体" w:hAnsi="宋体" w:hint="eastAsia"/>
+          <w:sz w:val="24"/>
+          <w:szCs w:val="24"/>
+        </w:rPr>
+        <w:t>质量指标的完整名录、字段类型与方向说明，见《数据说明》的《附件</w:t>
       </w:r>
       <w:r>
         <w:rPr>
@@ -7581,7 +8479,15 @@
         </w:numPr>
       </w:pPr>
       <w:r>
-        <w:t>Hoffmann, J., Borgeaud, S., Mensch, A., et al. Training Compute-Optimal Large Language Models. NeurIPS 35, 2022.</w:t>
+        <w:t xml:space="preserve">Hoffmann, J., Borgeaud, S., Mensch, A., et al. Training Compute-Optimal Large Language Models. </w:t>
+      </w:r>
+      <w:proofErr w:type="spellStart"/>
+      <w:r>
+        <w:t>NeurIPS</w:t>
+      </w:r>
+      <w:proofErr w:type="spellEnd"/>
+      <w:r>
+        <w:t xml:space="preserve"> 35, 2022.</w:t>
       </w:r>
     </w:p>
     <w:p>
@@ -7592,7 +8498,15 @@
         </w:numPr>
       </w:pPr>
       <w:r>
-        <w:t>Xia, M., et al. RegMix: Data Mixture as Regression for Language Model Pre-training. ICML 2024.</w:t>
+        <w:t>Xia, M., et al. </w:t>
+      </w:r>
+      <w:proofErr w:type="spellStart"/>
+      <w:r>
+        <w:t>RegMix</w:t>
+      </w:r>
+      <w:proofErr w:type="spellEnd"/>
+      <w:r>
+        <w:t>: Data Mixture as Regression for Language Model Pre-training. ICML 2024.</w:t>
       </w:r>
     </w:p>
     <w:p>
@@ -7635,7 +8549,23 @@
         </w:numPr>
       </w:pPr>
       <w:r>
-        <w:t>Schaeffer, R., Miranda, B., Koyejo, S. Are Emergent Abilities of Large Language Models a Mirage? NeurIPS 36, 2023.</w:t>
+        <w:t xml:space="preserve">Schaeffer, R., Miranda, B., </w:t>
+      </w:r>
+      <w:proofErr w:type="spellStart"/>
+      <w:r>
+        <w:t>Koyejo</w:t>
+      </w:r>
+      <w:proofErr w:type="spellEnd"/>
+      <w:r>
+        <w:t xml:space="preserve">, S. Are Emergent Abilities of Large Language Models a Mirage? </w:t>
+      </w:r>
+      <w:proofErr w:type="spellStart"/>
+      <w:r>
+        <w:t>NeurIPS</w:t>
+      </w:r>
+      <w:proofErr w:type="spellEnd"/>
+      <w:r>
+        <w:t xml:space="preserve"> 36, 2023.</w:t>
       </w:r>
       <w:bookmarkEnd w:id="0"/>
       <w:bookmarkEnd w:id="11"/>
